--- a/2026 الى 2027/خطط القسم 2027/الخطة الاجرائية للتحصيل الاكاديمي -قسم الكيمياء 2027/2027تحصيل جديدة/متابعة التحصيل/التحصيل الأكاديمي - الكيمياء 2027متابعة sep.docx
+++ b/2026 الى 2027/خطط القسم 2027/الخطة الاجرائية للتحصيل الاكاديمي -قسم الكيمياء 2027/2027تحصيل جديدة/متابعة التحصيل/التحصيل الأكاديمي - الكيمياء 2027متابعة sep.docx
@@ -290,7 +290,7 @@
           <w:rtl/>
           <w:lang w:bidi="ar-QA"/>
         </w:rPr>
-        <w:t>6</w:t>
+        <w:t>7</w:t>
       </w:r>
       <w:r>
         <w:rPr>
@@ -340,7 +340,7 @@
           <w:rtl/>
           <w:lang w:bidi="ar-QA"/>
         </w:rPr>
-        <w:t>5</w:t>
+        <w:t>6</w:t>
       </w:r>
       <w:r>
         <w:rPr>
@@ -10662,7 +10662,7 @@
           <w:szCs w:val="28"/>
           <w:rtl/>
         </w:rPr>
-        <w:t>6</w:t>
+        <w:t>7</w:t>
       </w:r>
       <w:r>
         <w:rPr>
